--- a/flood-prediction-review/nature_water_commentary.docx
+++ b/flood-prediction-review/nature_water_commentary.docx
@@ -311,6 +311,157 @@
           <w:b/>
           <w:sz w:val="28"/>
         </w:rPr>
+        <w:t>Scaling up: Tokyo's Arakawa-Edogawa basin</w:t>
+      </w:r>
+    </w:p>
+    <w:p>
+      <w:pPr>
+        <w:ind w:firstLine="720"/>
+      </w:pPr>
+      <w:r>
+        <w:rPr>
+          <w:rFonts w:ascii="Times New Roman" w:hAnsi="Times New Roman"/>
+          <w:sz w:val="24"/>
+        </w:rPr>
+        <w:t>If the Oda-Takahashi case demonstrates feasibility in a mid-sized basin, the true policy significance lies in densely populated metropolitan areas. The Arakawa River basin (drainage area 2,940 km2, main channel length 173 km) protects approximately 8.2 million people within its projected inundation zone</w:t>
+      </w:r>
+      <w:r>
+        <w:rPr>
+          <w:rFonts w:ascii="Times New Roman" w:hAnsi="Times New Roman"/>
+          <w:sz w:val="20"/>
+          <w:vertAlign w:val="superscript"/>
+        </w:rPr>
+        <w:t>13</w:t>
+      </w:r>
+      <w:r>
+        <w:rPr>
+          <w:rFonts w:ascii="Times New Roman" w:hAnsi="Times New Roman"/>
+          <w:sz w:val="24"/>
+        </w:rPr>
+        <w:t>. A levee breach would be catastrophic for Japan's political and economic core.</w:t>
+      </w:r>
+    </w:p>
+    <w:p>
+      <w:pPr>
+        <w:ind w:firstLine="720"/>
+      </w:pPr>
+      <w:r>
+        <w:rPr>
+          <w:rFonts w:ascii="Times New Roman" w:hAnsi="Times New Roman"/>
+          <w:sz w:val="24"/>
+        </w:rPr>
+        <w:t>Tokyo's flood defence already involves a remarkable multi-layered system: three upstream dams (Urayama, Futase, Takizawa), the Arakawa First Retarding Basin (Saiko, capacity 39 x 10^6 m3)</w:t>
+      </w:r>
+      <w:r>
+        <w:rPr>
+          <w:rFonts w:ascii="Times New Roman" w:hAnsi="Times New Roman"/>
+          <w:sz w:val="20"/>
+          <w:vertAlign w:val="superscript"/>
+        </w:rPr>
+        <w:t>14</w:t>
+      </w:r>
+      <w:r>
+        <w:rPr>
+          <w:rFonts w:ascii="Times New Roman" w:hAnsi="Times New Roman"/>
+          <w:sz w:val="24"/>
+        </w:rPr>
+        <w:t>, the Iwabuchi Sluice Gate controlling flow between the Arakawa and Sumida rivers, super levees (15% of lower reach completed), and the Metropolitan Area Outer Underground Discharge Channel (6.3 km, 200 m3/s) serving the adjacent Edogawa basin</w:t>
+      </w:r>
+      <w:r>
+        <w:rPr>
+          <w:rFonts w:ascii="Times New Roman" w:hAnsi="Times New Roman"/>
+          <w:sz w:val="20"/>
+          <w:vertAlign w:val="superscript"/>
+        </w:rPr>
+        <w:t>15</w:t>
+      </w:r>
+      <w:r>
+        <w:rPr>
+          <w:rFonts w:ascii="Times New Roman" w:hAnsi="Times New Roman"/>
+          <w:sz w:val="24"/>
+        </w:rPr>
+        <w:t>. Despite this infrastructure, Typhoon Hagibis (2019) caused overbank flooding and seven levee breaches on Arakawa tributaries</w:t>
+      </w:r>
+      <w:r>
+        <w:rPr>
+          <w:rFonts w:ascii="Times New Roman" w:hAnsi="Times New Roman"/>
+          <w:sz w:val="20"/>
+          <w:vertAlign w:val="superscript"/>
+        </w:rPr>
+        <w:t>13</w:t>
+      </w:r>
+      <w:r>
+        <w:rPr>
+          <w:rFonts w:ascii="Times New Roman" w:hAnsi="Times New Roman"/>
+          <w:sz w:val="24"/>
+        </w:rPr>
+        <w:t>, exposing residual vulnerability.</w:t>
+      </w:r>
+    </w:p>
+    <w:p>
+      <w:pPr>
+        <w:ind w:firstLine="720"/>
+      </w:pPr>
+      <w:r>
+        <w:rPr>
+          <w:rFonts w:ascii="Times New Roman" w:hAnsi="Times New Roman"/>
+          <w:sz w:val="24"/>
+        </w:rPr>
+        <w:t>The Kanto Plain beneath Tokyo holds alluvial deposits up to 80 m thick</w:t>
+      </w:r>
+      <w:r>
+        <w:rPr>
+          <w:rFonts w:ascii="Times New Roman" w:hAnsi="Times New Roman"/>
+          <w:sz w:val="20"/>
+          <w:vertAlign w:val="superscript"/>
+        </w:rPr>
+        <w:t>16</w:t>
+      </w:r>
+      <w:r>
+        <w:rPr>
+          <w:rFonts w:ascii="Times New Roman" w:hAnsi="Times New Roman"/>
+          <w:sz w:val="24"/>
+        </w:rPr>
+        <w:t>, with sand-gravel aquifers of substantial storage potential. Critically, decades of strict groundwater extraction regulations (Industrial Water Law 1956, Building Water Law 1962) have allowed water tables to recover significantly from mid-20th-century over-extraction that caused severe land subsidence</w:t>
+      </w:r>
+      <w:r>
+        <w:rPr>
+          <w:rFonts w:ascii="Times New Roman" w:hAnsi="Times New Roman"/>
+          <w:sz w:val="20"/>
+          <w:vertAlign w:val="superscript"/>
+        </w:rPr>
+        <w:t>17</w:t>
+      </w:r>
+      <w:r>
+        <w:rPr>
+          <w:rFonts w:ascii="Times New Roman" w:hAnsi="Times New Roman"/>
+          <w:sz w:val="24"/>
+        </w:rPr>
+        <w:t>. This recovered water table, paradoxically, represents an opportunity: carefully managed drawdown within subsidence-safe limits could create 'underground retarding basins' complementing the existing surface facilities. A conservative estimate -- 30 km2 managed area, effective porosity 0.15, 3 m drawdown -- yields 13.5 x 10^6 m3 of additional storage, augmenting the Saiko's 39 x 10^6 m3 by over one-third.</w:t>
+      </w:r>
+    </w:p>
+    <w:p>
+      <w:pPr>
+        <w:ind w:firstLine="720"/>
+      </w:pPr>
+      <w:r>
+        <w:rPr>
+          <w:rFonts w:ascii="Times New Roman" w:hAnsi="Times New Roman"/>
+          <w:sz w:val="24"/>
+        </w:rPr>
+        <w:t>Moreover, coupling aquifer storage with the Metropolitan Outer Discharge Channel -- where the channel provides 'water transfer' and the aquifer provides 'water detention' -- offers a functional division that could substantially reduce pump station loads during extreme events. In land-constrained megacities where surface expansion of retarding basins is prohibitively expensive, subsurface storage exploits an otherwise unused dimension of urban infrastructure.</w:t>
+      </w:r>
+    </w:p>
+    <w:p>
+      <w:pPr>
+        <w:spacing w:before="360" w:after="120"/>
+      </w:pPr>
+      <w:r>
+        <w:rPr>
+          <w:rFonts w:ascii="Times New Roman" w:hAnsi="Times New Roman"/>
+          <w:b/>
+          <w:sz w:val="28"/>
+        </w:rPr>
         <w:t>Why Japan -- and why beyond Japan</w:t>
       </w:r>
     </w:p>
@@ -528,7 +679,7 @@
           <w:rFonts w:ascii="Times New Roman" w:hAnsi="Times New Roman"/>
           <w:sz w:val="24"/>
         </w:rPr>
-        <w:t>) is essential to replace the simplified analysis presented here. Pilot projects in basins with documented backwater flooding and accessible alluvial aquifers would test operational feasibility. Institutional frameworks for 'subsurface flood detention' -- the underground equivalent of surface retarding basins -- need development within Japan's 'Watershed-based Flood Management' policy</w:t>
+        <w:t>) is essential to replace the simplified analysis presented here. Two pilot basins are proposed: Oda-Takahashi (Mabi district, where confluence relocation is complete and effect verification is ongoing) and the Arakawa middle reach (where metropolitan-scale social impact maximizes the value of incremental safety improvements). Institutional frameworks for 'subsurface flood detention' -- the underground equivalent of surface retarding basins -- need development within Japan's 'Watershed-based Flood Management' policy</w:t>
       </w:r>
       <w:r>
         <w:rPr>
@@ -749,7 +900,7 @@
           <w:rFonts w:ascii="Times New Roman" w:hAnsi="Times New Roman"/>
           <w:sz w:val="22"/>
         </w:rPr>
-        <w:t>13. Maeno, S. Effect of relocation of confluence site of the Takahashi River and the Oda River. J. Hydraul. Eng. JSCE 51, 613-618 (2007).</w:t>
+        <w:t>13. MLIT Water Management and National Land Conservation Bureau. Overview of the Revision of the Arakawa River Basin Flood Control Basic Policy. (November 2024).</w:t>
       </w:r>
     </w:p>
     <w:p>
@@ -761,7 +912,7 @@
           <w:rFonts w:ascii="Times New Roman" w:hAnsi="Times New Roman"/>
           <w:sz w:val="22"/>
         </w:rPr>
-        <w:t>14. Berkowitz, J. F. et al. Forested wetland hydrology in a large Mississippi River tributary system. Wetlands (2019).</w:t>
+        <w:t>14. MLIT Kanto Regional Development Bureau. Saiko (Arakawa First Retarding Basin). https://www.ktr.mlit.go.jp/arajo/arajo00161.html</w:t>
       </w:r>
     </w:p>
     <w:p>
@@ -773,7 +924,7 @@
           <w:rFonts w:ascii="Times New Roman" w:hAnsi="Times New Roman"/>
           <w:sz w:val="22"/>
         </w:rPr>
-        <w:t>15. Li, A. &amp; Tsai, F.T.-C. Understanding dynamics of groundwater flows in the Mississippi River Delta. J. Hydrol. 583, 124616 (2020).</w:t>
+        <w:t>15. MLIT Kanto Regional Development Bureau. Metropolitan Area Outer Underground Discharge Channel. https://www.ktr.mlit.go.jp/edogawa/gaikaku/</w:t>
       </w:r>
     </w:p>
     <w:p>
@@ -785,7 +936,7 @@
           <w:rFonts w:ascii="Times New Roman" w:hAnsi="Times New Roman"/>
           <w:sz w:val="22"/>
         </w:rPr>
-        <w:t>16. Nishizawa Katazakai, S. &amp; Zhang, J. Long-term flood control in central Japan. Groundw. Sustain. Dev. 33, 101585 (2026).</w:t>
+        <w:t>16. Komatsubara, J. Alluvial deposits of the Tokyo Lowland. GSJ Geol. News 10(7), 148-152 (2021).</w:t>
       </w:r>
     </w:p>
     <w:p>
@@ -797,7 +948,7 @@
           <w:rFonts w:ascii="Times New Roman" w:hAnsi="Times New Roman"/>
           <w:sz w:val="22"/>
         </w:rPr>
-        <w:t>17. Cosgrove, B. et al. NOAA's National Water Model. JAWRA 60, 247-272 (2024).</w:t>
+        <w:t>17. MLIT Water Resources Department. Groundwater Conservation and Land Subsidence Status. https://www.mlit.go.jp/mizukokudo/mizsei/</w:t>
       </w:r>
     </w:p>
     <w:p>
@@ -809,7 +960,7 @@
           <w:rFonts w:ascii="Times New Roman" w:hAnsi="Times New Roman"/>
           <w:sz w:val="22"/>
         </w:rPr>
-        <w:t>18. Chang, J. et al. Flood resource utilization of cascade hydropower stations. EGU General Assembly 2025, EGU25-14374.</w:t>
+        <w:t>18. Maeno, S. Effect of relocation of confluence site of the Takahashi River and the Oda River. J. Hydraul. Eng. JSCE 51, 613-618 (2007).</w:t>
       </w:r>
     </w:p>
     <w:p>
@@ -821,7 +972,67 @@
           <w:rFonts w:ascii="Times New Roman" w:hAnsi="Times New Roman"/>
           <w:sz w:val="22"/>
         </w:rPr>
-        <w:t>19. Dillon, P. et al. Managed aquifer recharge: rediscovering nature as a leading edge technology. Water Sci. Technol. 62, 2338-2345 (2010).</w:t>
+        <w:t>19. Berkowitz, J. F. et al. Forested wetland hydrology in a large Mississippi River tributary system. Wetlands (2019).</w:t>
+      </w:r>
+    </w:p>
+    <w:p>
+      <w:pPr>
+        <w:ind w:firstLine="0" w:left="720"/>
+      </w:pPr>
+      <w:r>
+        <w:rPr>
+          <w:rFonts w:ascii="Times New Roman" w:hAnsi="Times New Roman"/>
+          <w:sz w:val="22"/>
+        </w:rPr>
+        <w:t>20. Li, A. &amp; Tsai, F.T.-C. Understanding dynamics of groundwater flows in the Mississippi River Delta. J. Hydrol. 583, 124616 (2020).</w:t>
+      </w:r>
+    </w:p>
+    <w:p>
+      <w:pPr>
+        <w:ind w:firstLine="0" w:left="720"/>
+      </w:pPr>
+      <w:r>
+        <w:rPr>
+          <w:rFonts w:ascii="Times New Roman" w:hAnsi="Times New Roman"/>
+          <w:sz w:val="22"/>
+        </w:rPr>
+        <w:t>21. Nishizawa Katazakai, S. &amp; Zhang, J. Long-term flood control in central Japan. Groundw. Sustain. Dev. 33, 101585 (2026).</w:t>
+      </w:r>
+    </w:p>
+    <w:p>
+      <w:pPr>
+        <w:ind w:firstLine="0" w:left="720"/>
+      </w:pPr>
+      <w:r>
+        <w:rPr>
+          <w:rFonts w:ascii="Times New Roman" w:hAnsi="Times New Roman"/>
+          <w:sz w:val="22"/>
+        </w:rPr>
+        <w:t>22. Cosgrove, B. et al. NOAA's National Water Model. JAWRA 60, 247-272 (2024).</w:t>
+      </w:r>
+    </w:p>
+    <w:p>
+      <w:pPr>
+        <w:ind w:firstLine="0" w:left="720"/>
+      </w:pPr>
+      <w:r>
+        <w:rPr>
+          <w:rFonts w:ascii="Times New Roman" w:hAnsi="Times New Roman"/>
+          <w:sz w:val="22"/>
+        </w:rPr>
+        <w:t>23. Chang, J. et al. Flood resource utilization of cascade hydropower stations. EGU General Assembly 2025, EGU25-14374.</w:t>
+      </w:r>
+    </w:p>
+    <w:p>
+      <w:pPr>
+        <w:ind w:firstLine="0" w:left="720"/>
+      </w:pPr>
+      <w:r>
+        <w:rPr>
+          <w:rFonts w:ascii="Times New Roman" w:hAnsi="Times New Roman"/>
+          <w:sz w:val="22"/>
+        </w:rPr>
+        <w:t>24. Dillon, P. et al. Managed aquifer recharge: rediscovering nature as a leading edge technology. Water Sci. Technol. 62, 2338-2345 (2010).</w:t>
       </w:r>
     </w:p>
     <w:p>
